--- a/01_Requirements_Docs/01_Use_Case/USE CASE 03 - Renew Access Token.docx
+++ b/01_Requirements_Docs/01_Use_Case/USE CASE 03 - Renew Access Token.docx
@@ -1093,6 +1093,240 @@
         <w:t>Вызывает: Log In to System (use case 01) — при завершении с ошибкой.</w:t>
       </w:r>
     </w:p>
+    <w:p>
+      <w:pPr>
+        <w:pStyle w:val="Heading2"/>
+      </w:pPr>
+      <w:r>
+        <w:t>ДИАГРАММА USE CASE</w:t>
+      </w:r>
+    </w:p>
+    <w:p>
+      <w:r>
+        <w:drawing>
+          <wp:inline xmlns:a="http://schemas.openxmlformats.org/drawingml/2006/main" xmlns:pic="http://schemas.openxmlformats.org/drawingml/2006/picture">
+            <wp:extent cx="5334000" cy="1091609"/>
+            <wp:docPr id="1" name="Picture 1"/>
+            <wp:cNvGraphicFramePr>
+              <a:graphicFrameLocks noChangeAspect="1"/>
+            </wp:cNvGraphicFramePr>
+            <a:graphic>
+              <a:graphicData uri="http://schemas.openxmlformats.org/drawingml/2006/picture">
+                <pic:pic>
+                  <pic:nvPicPr>
+                    <pic:cNvPr id="0" name="Диаграмма UC-03.png"/>
+                    <pic:cNvPicPr/>
+                  </pic:nvPicPr>
+                  <pic:blipFill>
+                    <a:blip r:embed="rId9"/>
+                    <a:stretch>
+                      <a:fillRect/>
+                    </a:stretch>
+                  </pic:blipFill>
+                  <pic:spPr>
+                    <a:xfrm>
+                      <a:off x="0" y="0"/>
+                      <a:ext cx="5334000" cy="1091609"/>
+                    </a:xfrm>
+                    <a:prstGeom prst="rect"/>
+                  </pic:spPr>
+                </pic:pic>
+              </a:graphicData>
+            </a:graphic>
+          </wp:inline>
+        </w:drawing>
+      </w:r>
+    </w:p>
+    <w:p>
+      <w:r>
+        <w:rPr>
+          <w:b w:val="0"/>
+          <w:i w:val="0"/>
+        </w:rPr>
+        <w:t>Собственная диаграмма сценария: `Диаграмма UC-03.png`. Системная диаграмма всех пяти сценариев — в файле «Диаграмма Use Case системы».</w:t>
+      </w:r>
+    </w:p>
+    <w:p>
+      <w:r>
+        <w:rPr>
+          <w:rFonts w:ascii="Consolas" w:hAnsi="Consolas"/>
+          <w:b w:val="0"/>
+          <w:i w:val="0"/>
+          <w:sz w:val="18"/>
+        </w:rPr>
+        <w:t>@startuml</w:t>
+      </w:r>
+    </w:p>
+    <w:p>
+      <w:r>
+        <w:rPr>
+          <w:rFonts w:ascii="Consolas" w:hAnsi="Consolas"/>
+          <w:b w:val="0"/>
+          <w:i w:val="0"/>
+          <w:sz w:val="18"/>
+        </w:rPr>
+        <w:t>left to right direction</w:t>
+      </w:r>
+    </w:p>
+    <w:p/>
+    <w:p>
+      <w:r>
+        <w:rPr>
+          <w:rFonts w:ascii="Consolas" w:hAnsi="Consolas"/>
+          <w:b w:val="0"/>
+          <w:i w:val="0"/>
+          <w:sz w:val="18"/>
+        </w:rPr>
+        <w:t>actor Пользователь as User</w:t>
+      </w:r>
+    </w:p>
+    <w:p>
+      <w:r>
+        <w:rPr>
+          <w:rFonts w:ascii="Consolas" w:hAnsi="Consolas"/>
+          <w:b w:val="0"/>
+          <w:i w:val="0"/>
+          <w:sz w:val="18"/>
+        </w:rPr>
+        <w:t>actor "Google Identity Platform" as Google</w:t>
+      </w:r>
+    </w:p>
+    <w:p/>
+    <w:p>
+      <w:r>
+        <w:rPr>
+          <w:rFonts w:ascii="Consolas" w:hAnsi="Consolas"/>
+          <w:b w:val="0"/>
+          <w:i w:val="0"/>
+          <w:sz w:val="18"/>
+        </w:rPr>
+        <w:t>rectangle "Веб-система" {</w:t>
+      </w:r>
+    </w:p>
+    <w:p>
+      <w:r>
+        <w:rPr>
+          <w:rFonts w:ascii="Consolas" w:hAnsi="Consolas"/>
+          <w:b w:val="0"/>
+          <w:i w:val="0"/>
+          <w:sz w:val="18"/>
+        </w:rPr>
+        <w:t xml:space="preserve">  usecase "Renew Access Token" as UC3</w:t>
+      </w:r>
+    </w:p>
+    <w:p>
+      <w:r>
+        <w:rPr>
+          <w:rFonts w:ascii="Consolas" w:hAnsi="Consolas"/>
+          <w:b w:val="0"/>
+          <w:i w:val="0"/>
+          <w:sz w:val="18"/>
+        </w:rPr>
+        <w:t xml:space="preserve">  usecase "Revoke User Tokens" as UC5</w:t>
+      </w:r>
+    </w:p>
+    <w:p>
+      <w:r>
+        <w:rPr>
+          <w:rFonts w:ascii="Consolas" w:hAnsi="Consolas"/>
+          <w:b w:val="0"/>
+          <w:i w:val="0"/>
+          <w:sz w:val="18"/>
+        </w:rPr>
+        <w:t xml:space="preserve">  usecase "Log In to System" as UC1</w:t>
+      </w:r>
+    </w:p>
+    <w:p>
+      <w:r>
+        <w:rPr>
+          <w:rFonts w:ascii="Consolas" w:hAnsi="Consolas"/>
+          <w:b w:val="0"/>
+          <w:i w:val="0"/>
+          <w:sz w:val="18"/>
+        </w:rPr>
+        <w:t>}</w:t>
+      </w:r>
+    </w:p>
+    <w:p/>
+    <w:p>
+      <w:r>
+        <w:rPr>
+          <w:rFonts w:ascii="Consolas" w:hAnsi="Consolas"/>
+          <w:b w:val="0"/>
+          <w:i w:val="0"/>
+          <w:sz w:val="18"/>
+        </w:rPr>
+        <w:t>User --&gt; UC3</w:t>
+      </w:r>
+    </w:p>
+    <w:p>
+      <w:r>
+        <w:rPr>
+          <w:rFonts w:ascii="Consolas" w:hAnsi="Consolas"/>
+          <w:b w:val="0"/>
+          <w:i w:val="0"/>
+          <w:sz w:val="18"/>
+        </w:rPr>
+        <w:t>Google --&gt; UC3</w:t>
+      </w:r>
+    </w:p>
+    <w:p>
+      <w:r>
+        <w:rPr>
+          <w:rFonts w:ascii="Consolas" w:hAnsi="Consolas"/>
+          <w:b w:val="0"/>
+          <w:i w:val="0"/>
+          <w:sz w:val="18"/>
+        </w:rPr>
+        <w:t>Google --&gt; UC5</w:t>
+      </w:r>
+    </w:p>
+    <w:p>
+      <w:r>
+        <w:rPr>
+          <w:rFonts w:ascii="Consolas" w:hAnsi="Consolas"/>
+          <w:b w:val="0"/>
+          <w:i w:val="0"/>
+          <w:sz w:val="18"/>
+        </w:rPr>
+        <w:t>User --&gt; UC1</w:t>
+      </w:r>
+    </w:p>
+    <w:p/>
+    <w:p>
+      <w:r>
+        <w:rPr>
+          <w:rFonts w:ascii="Consolas" w:hAnsi="Consolas"/>
+          <w:b w:val="0"/>
+          <w:i w:val="0"/>
+          <w:sz w:val="18"/>
+        </w:rPr>
+        <w:t>UC5 ..&gt; UC3 : &lt;&lt;extend&gt;&gt;</w:t>
+      </w:r>
+    </w:p>
+    <w:p/>
+    <w:p>
+      <w:r>
+        <w:rPr>
+          <w:rFonts w:ascii="Consolas" w:hAnsi="Consolas"/>
+          <w:b w:val="0"/>
+          <w:i w:val="0"/>
+          <w:sz w:val="18"/>
+        </w:rPr>
+        <w:t>note right of UC3 : при сбоях (3b, 4a, 5a, 6a)\nвыполняется отзыв токенов;\nзавершение с ошибкой -&gt; вход (UC-01)</w:t>
+      </w:r>
+    </w:p>
+    <w:p>
+      <w:r>
+        <w:rPr>
+          <w:rFonts w:ascii="Consolas" w:hAnsi="Consolas"/>
+          <w:b w:val="0"/>
+          <w:i w:val="0"/>
+          <w:sz w:val="18"/>
+        </w:rPr>
+        <w:t>@enduml</w:t>
+      </w:r>
+    </w:p>
     <w:sectPr>
       <w:pgSz w:w="12240" w:h="15840"/>
       <w:pgMar w:top="1440" w:right="1800" w:bottom="1440" w:left="1800" w:header="720" w:footer="720" w:gutter="0"/>
